--- a/web/templates/lor/LOR-TEMPLATE.DOC.docx
+++ b/web/templates/lor/LOR-TEMPLATE.DOC.docx
@@ -449,7 +449,7 @@
     <w:p>
       <w:pPr>
         <w:tabs>
-          <w:tab w:val="left" w:pos="9465"/>
+          <w:tab w:val="right" w:pos="9600"/>
         </w:tabs>
         <w:spacing w:line="240" w:lineRule="auto" w:before="0" w:after="0"/>
         <w:ind w:left="360"/>
@@ -519,7 +519,7 @@
     <w:p>
       <w:pPr>
         <w:tabs>
-          <w:tab w:pos="8775" w:val="left" w:leader="none"/>
+          <w:tab w:val="right" w:pos="9600"/>
         </w:tabs>
         <w:spacing w:line="240" w:lineRule="auto" w:before="0" w:after="20"/>
         <w:ind w:left="360" w:right="0" w:firstLine="0"/>
@@ -541,8 +541,8 @@
     </w:p>
     <w:p>
       <w:pPr>
-        <w:spacing w:line="240" w:lineRule="auto" w:before="0" w:after="0"/>
-        <w:ind w:left="360" w:right="7658" w:firstLine="0"/>
+        <w:spacing w:line="240" w:lineRule="auto" w:before="40" w:after="0"/>
+        <w:ind w:left="360"/>
         <w:jc w:val="left"/>
         <w:rPr>
           <w:rFonts w:ascii="Arial"/>
@@ -555,32 +555,9 @@
           <w:rFonts w:ascii="Arial"/>
           <w:b/>
           <w:color w:val="2E2E2E"/>
-          <w:w w:val="90"/>
           <w:sz w:val="22"/>
         </w:rPr>
-        <w:t xml:space="preserve">{{DESIGNATION}} </w:t>
-      </w:r>
-      <w:r>
-        <w:rPr>
-          <w:rFonts w:ascii="Arial"/>
-          <w:b/>
-          <w:strike w:val="0"/>
-          <w:color w:val="2E2E2E"/>
-          <w:w w:val="90"/>
-          <w:sz w:val="22"/>
-        </w:rPr>
-        <w:t> </w:t>
-      </w:r>
-      <w:r>
-        <w:rPr>
-          <w:rFonts w:ascii="Arial"/>
-          <w:b/>
-          <w:strike w:val="0"/>
-          <w:color w:val="2E2E2E"/>
-          <w:spacing w:val="-2"/>
-          <w:sz w:val="22"/>
-        </w:rPr>
-        <w:t>ZenZebra</w:t>
+        <w:t>{{DESIGNATION}}</w:t>
       </w:r>
     </w:p>
     <w:p>
@@ -591,8 +568,18 @@
           <w:b/>
           <w:sz w:val="22"/>
         </w:rPr>
-        <w:spacing w:before="0" w:after="0"/>
-      </w:pPr>
+        <w:spacing w:line="240" w:lineRule="auto" w:before="0" w:after="0"/>
+        <w:ind w:left="360"/>
+      </w:pPr>
+      <w:r>
+        <w:rPr>
+          <w:rFonts w:ascii="Arial"/>
+          <w:b/>
+          <w:color w:val="2E2E2E"/>
+          <w:sz w:val="22"/>
+        </w:rPr>
+        <w:t>ZenZebra</w:t>
+      </w:r>
     </w:p>
     <w:p>
       <w:pPr>

--- a/web/templates/lor/LOR-TEMPLATE.DOC.docx
+++ b/web/templates/lor/LOR-TEMPLATE.DOC.docx
@@ -641,8 +641,17 @@
     <w:p>
       <w:pPr>
         <w:pStyle w:val="BodyText"/>
-        <w:spacing w:before="0" w:after="0"/>
-      </w:pPr>
+        <w:ind w:left="155"/>
+        <w:spacing w:before="120" w:after="0"/>
+      </w:pPr>
+      <w:r>
+        <w:rPr>
+          <w:rFonts w:ascii="Arial" w:hAnsi="Arial"/>
+          <w:color w:val="2E2E2E"/>
+          <w:sz w:val="20"/>
+        </w:rPr>
+        <w:t xml:space="preserve">Best Regards</w:t>
+      </w:r>
     </w:p>
     <w:p>
       <w:pPr>
@@ -659,7 +668,7 @@
     <w:p>
       <w:pPr>
         <w:pStyle w:val="BodyText"/>
-        <w:spacing w:before="60" w:after="0"/>
+        <w:spacing w:before="0" w:after="0"/>
       </w:pPr>
     </w:p>
     <w:p>
@@ -670,39 +679,26 @@
       </w:pPr>
       <w:r>
         <w:rPr>
+          <w:rFonts w:ascii="Arial" w:hAnsi="Arial"/>
           <w:color w:val="2E2E2E"/>
-          <w:spacing w:val="-8"/>
-        </w:rPr>
-        <w:t>Best</w:t>
-      </w:r>
-      <w:r>
-        <w:rPr>
+          <w:sz w:val="20"/>
+        </w:rPr>
+        <w:t xml:space="preserve">{{SIGNATORY_NAME}}</w:t>
+      </w:r>
+    </w:p>
+    <w:p>
+      <w:pPr>
+        <w:pStyle w:val="BodyText"/>
+        <w:ind w:left="155"/>
+        <w:spacing w:before="0" w:after="0"/>
+      </w:pPr>
+      <w:r>
+        <w:rPr>
+          <w:rFonts w:ascii="Arial" w:hAnsi="Arial"/>
           <w:color w:val="2E2E2E"/>
-          <w:spacing w:val="-11"/>
-        </w:rPr>
-        <w:t> </w:t>
-      </w:r>
-      <w:r>
-        <w:rPr>
-          <w:color w:val="2E2E2E"/>
-          <w:spacing w:val="-2"/>
-        </w:rPr>
-        <w:t>Regards</w:t>
-      </w:r>
-    </w:p>
-    <w:p>
-      <w:pPr>
-        <w:spacing w:before="0" w:after="0"/>
-      </w:pPr>
-    </w:p>
-    <w:p>
-      <w:r>
-        <w:t>{{SIGNATORY_NAME}}</w:t>
-      </w:r>
-    </w:p>
-    <w:p>
-      <w:r>
-        <w:t>{{SIGNATORY_ROLE}}</w:t>
+          <w:sz w:val="20"/>
+        </w:rPr>
+        <w:t xml:space="preserve">{{SIGNATORY_ROLE}}</w:t>
       </w:r>
     </w:p>
   </w:body>
